--- a/src/Tests/Inputs/agendas-minutes/03/input.docx
+++ b/src/Tests/Inputs/agendas-minutes/03/input.docx
@@ -22,7 +22,7 @@
             <w:pPr>
               <w:pStyle w:val="Title"/>
             </w:pPr>
-            <w:bookmarkStart w:id="0" w:name="_GoBack"/>
+            <w:bookmarkStart w:name="_GoBack" w:id="0"/>
             <w:bookmarkEnd w:id="0"/>
             <w:r>
               <w:t>Meeting Minutes</w:t>
